--- a/New HSSE Management System 2026/Checklists/01-DAN-CKL-HSE-000005__Jun_2026_REV01_Holiday_Work_Checklist.docx
+++ b/New HSSE Management System 2026/Checklists/01-DAN-CKL-HSE-000005__Jun_2026_REV01_Holiday_Work_Checklist.docx
@@ -5,7 +5,7 @@
     <w:p>
       <w:pPr>
         <w:rPr>
-          <w:rFonts w:ascii="Readex Pro Light" w:hAnsi="Readex Pro Light" w:cs="Readex Pro Light"/>
+          <w:rFonts w:ascii="Tahoma" w:hAnsi="Tahoma" w:cs="Tahoma"/>
         </w:rPr>
       </w:pPr>
     </w:p>
@@ -45,22 +45,22 @@
             <w:pPr>
               <w:pStyle w:val="Header"/>
               <w:rPr>
-                <w:rFonts w:ascii="Readex Pro Medium" w:hAnsi="Readex Pro Medium" w:cs="Readex Pro Medium"/>
+                <w:rFonts w:ascii="Tahoma" w:hAnsi="Tahoma" w:cs="Tahoma"/>
                 <w:b/>
                 <w:color w:val="FFFFFF" w:themeColor="background1"/>
                 <w:sz w:val="18"/>
                 <w:szCs w:val="18"/>
-                <w:lang w:eastAsia="ko-KR"/>
+                <w:lang w:eastAsia="Tahoma"/>
               </w:rPr>
             </w:pPr>
             <w:r>
               <w:rPr>
-                <w:rFonts w:ascii="Readex Pro Medium" w:hAnsi="Readex Pro Medium" w:cs="Readex Pro Medium"/>
+                <w:rFonts w:ascii="Tahoma" w:hAnsi="Tahoma" w:cs="Tahoma"/>
                 <w:b/>
                 <w:color w:val="FFFFFF" w:themeColor="background1"/>
                 <w:sz w:val="18"/>
                 <w:szCs w:val="18"/>
-                <w:lang w:eastAsia="ko-KR"/>
+                <w:lang w:eastAsia="Tahoma"/>
               </w:rPr>
               <w:t>No.</w:t>
             </w:r>
@@ -76,22 +76,22 @@
             <w:pPr>
               <w:pStyle w:val="Header"/>
               <w:rPr>
-                <w:rFonts w:ascii="Readex Pro Medium" w:hAnsi="Readex Pro Medium" w:cs="Readex Pro Medium"/>
+                <w:rFonts w:ascii="Tahoma" w:hAnsi="Tahoma" w:cs="Tahoma"/>
                 <w:b/>
                 <w:color w:val="FFFFFF" w:themeColor="background1"/>
                 <w:sz w:val="18"/>
                 <w:szCs w:val="18"/>
-                <w:lang w:eastAsia="ko-KR"/>
+                <w:lang w:eastAsia="Tahoma"/>
               </w:rPr>
             </w:pPr>
             <w:r>
               <w:rPr>
-                <w:rFonts w:ascii="Readex Pro Medium" w:hAnsi="Readex Pro Medium" w:cs="Readex Pro Medium"/>
+                <w:rFonts w:ascii="Tahoma" w:hAnsi="Tahoma" w:cs="Tahoma"/>
                 <w:b/>
                 <w:color w:val="FFFFFF" w:themeColor="background1"/>
                 <w:sz w:val="18"/>
                 <w:szCs w:val="18"/>
-                <w:lang w:eastAsia="ko-KR"/>
+                <w:lang w:eastAsia="Tahoma"/>
               </w:rPr>
               <w:t>Description</w:t>
             </w:r>
@@ -107,22 +107,22 @@
             <w:pPr>
               <w:pStyle w:val="Header"/>
               <w:rPr>
-                <w:rFonts w:ascii="Readex Pro Medium" w:hAnsi="Readex Pro Medium" w:cs="Readex Pro Medium"/>
+                <w:rFonts w:ascii="Tahoma" w:hAnsi="Tahoma" w:cs="Tahoma"/>
                 <w:b/>
                 <w:color w:val="FFFFFF" w:themeColor="background1"/>
                 <w:sz w:val="18"/>
                 <w:szCs w:val="18"/>
-                <w:lang w:eastAsia="ko-KR"/>
+                <w:lang w:eastAsia="Tahoma"/>
               </w:rPr>
             </w:pPr>
             <w:r>
               <w:rPr>
-                <w:rFonts w:ascii="Readex Pro Medium" w:hAnsi="Readex Pro Medium" w:cs="Readex Pro Medium"/>
+                <w:rFonts w:ascii="Tahoma" w:hAnsi="Tahoma" w:cs="Tahoma"/>
                 <w:b/>
                 <w:color w:val="FFFFFF" w:themeColor="background1"/>
                 <w:sz w:val="18"/>
                 <w:szCs w:val="18"/>
-                <w:lang w:eastAsia="ko-KR"/>
+                <w:lang w:eastAsia="Tahoma"/>
               </w:rPr>
               <w:t>Yes</w:t>
             </w:r>
@@ -138,22 +138,22 @@
             <w:pPr>
               <w:pStyle w:val="Header"/>
               <w:rPr>
-                <w:rFonts w:ascii="Readex Pro Medium" w:hAnsi="Readex Pro Medium" w:cs="Readex Pro Medium"/>
+                <w:rFonts w:ascii="Tahoma" w:hAnsi="Tahoma" w:cs="Tahoma"/>
                 <w:b/>
                 <w:color w:val="FFFFFF" w:themeColor="background1"/>
                 <w:sz w:val="18"/>
                 <w:szCs w:val="18"/>
-                <w:lang w:eastAsia="ko-KR"/>
+                <w:lang w:eastAsia="Tahoma"/>
               </w:rPr>
             </w:pPr>
             <w:r>
               <w:rPr>
-                <w:rFonts w:ascii="Readex Pro Medium" w:hAnsi="Readex Pro Medium" w:cs="Readex Pro Medium"/>
+                <w:rFonts w:ascii="Tahoma" w:hAnsi="Tahoma" w:cs="Tahoma"/>
                 <w:b/>
                 <w:color w:val="FFFFFF" w:themeColor="background1"/>
                 <w:sz w:val="18"/>
                 <w:szCs w:val="18"/>
-                <w:lang w:eastAsia="ko-KR"/>
+                <w:lang w:eastAsia="Tahoma"/>
               </w:rPr>
               <w:t>No</w:t>
             </w:r>
@@ -169,22 +169,22 @@
             <w:pPr>
               <w:pStyle w:val="Header"/>
               <w:rPr>
-                <w:rFonts w:ascii="Readex Pro Medium" w:hAnsi="Readex Pro Medium" w:cs="Readex Pro Medium"/>
+                <w:rFonts w:ascii="Tahoma" w:hAnsi="Tahoma" w:cs="Tahoma"/>
                 <w:b/>
                 <w:color w:val="FFFFFF" w:themeColor="background1"/>
                 <w:sz w:val="18"/>
                 <w:szCs w:val="18"/>
-                <w:lang w:eastAsia="ko-KR"/>
+                <w:lang w:eastAsia="Tahoma"/>
               </w:rPr>
             </w:pPr>
             <w:r>
               <w:rPr>
-                <w:rFonts w:ascii="Readex Pro Medium" w:hAnsi="Readex Pro Medium" w:cs="Readex Pro Medium"/>
+                <w:rFonts w:ascii="Tahoma" w:hAnsi="Tahoma" w:cs="Tahoma"/>
                 <w:b/>
                 <w:color w:val="FFFFFF" w:themeColor="background1"/>
                 <w:sz w:val="18"/>
                 <w:szCs w:val="18"/>
-                <w:lang w:eastAsia="ko-KR"/>
+                <w:lang w:eastAsia="Tahoma"/>
               </w:rPr>
               <w:t>N/A</w:t>
             </w:r>
@@ -206,22 +206,22 @@
             <w:pPr>
               <w:pStyle w:val="Header"/>
               <w:rPr>
-                <w:rFonts w:ascii="Readex Pro Medium" w:hAnsi="Readex Pro Medium" w:cs="Readex Pro Medium"/>
+                <w:rFonts w:ascii="Tahoma" w:hAnsi="Tahoma" w:cs="Tahoma"/>
                 <w:b/>
                 <w:color w:val="FFFFFF" w:themeColor="background1"/>
                 <w:sz w:val="18"/>
                 <w:szCs w:val="18"/>
-                <w:lang w:eastAsia="ko-KR"/>
+                <w:lang w:eastAsia="Tahoma"/>
               </w:rPr>
             </w:pPr>
             <w:r>
               <w:rPr>
-                <w:rFonts w:ascii="Readex Pro Medium" w:hAnsi="Readex Pro Medium" w:cs="Readex Pro Medium"/>
+                <w:rFonts w:ascii="Tahoma" w:hAnsi="Tahoma" w:cs="Tahoma"/>
                 <w:b/>
                 <w:color w:val="FFFFFF" w:themeColor="background1"/>
                 <w:sz w:val="18"/>
                 <w:szCs w:val="18"/>
-                <w:lang w:eastAsia="ko-KR"/>
+                <w:lang w:eastAsia="Tahoma"/>
               </w:rPr>
               <w:t>1</w:t>
             </w:r>
@@ -237,20 +237,20 @@
             <w:pPr>
               <w:pStyle w:val="Header"/>
               <w:rPr>
-                <w:rFonts w:ascii="Readex Pro Light" w:hAnsi="Readex Pro Light" w:cs="Readex Pro Light"/>
+                <w:rFonts w:ascii="Tahoma" w:hAnsi="Tahoma" w:cs="Tahoma"/>
                 <w:b/>
                 <w:sz w:val="18"/>
                 <w:szCs w:val="18"/>
-                <w:lang w:eastAsia="ko-KR"/>
+                <w:lang w:eastAsia="Tahoma"/>
               </w:rPr>
             </w:pPr>
             <w:r>
               <w:rPr>
-                <w:rFonts w:ascii="Readex Pro Light" w:hAnsi="Readex Pro Light" w:cs="Readex Pro Light"/>
+                <w:rFonts w:ascii="Tahoma" w:hAnsi="Tahoma" w:cs="Tahoma"/>
                 <w:b/>
                 <w:sz w:val="18"/>
                 <w:szCs w:val="18"/>
-                <w:lang w:eastAsia="ko-KR"/>
+                <w:lang w:eastAsia="Tahoma"/>
               </w:rPr>
               <w:t>General</w:t>
             </w:r>
@@ -271,22 +271,22 @@
             <w:pPr>
               <w:pStyle w:val="Header"/>
               <w:rPr>
-                <w:rFonts w:ascii="Readex Pro Medium" w:hAnsi="Readex Pro Medium" w:cs="Readex Pro Medium"/>
+                <w:rFonts w:ascii="Tahoma" w:hAnsi="Tahoma" w:cs="Tahoma"/>
                 <w:bCs/>
                 <w:color w:val="FFFFFF" w:themeColor="background1"/>
                 <w:sz w:val="18"/>
                 <w:szCs w:val="18"/>
-                <w:lang w:eastAsia="ko-KR"/>
+                <w:lang w:eastAsia="Tahoma"/>
               </w:rPr>
             </w:pPr>
             <w:r>
               <w:rPr>
-                <w:rFonts w:ascii="Readex Pro Medium" w:hAnsi="Readex Pro Medium" w:cs="Readex Pro Medium"/>
+                <w:rFonts w:ascii="Tahoma" w:hAnsi="Tahoma" w:cs="Tahoma"/>
                 <w:bCs/>
                 <w:color w:val="FFFFFF" w:themeColor="background1"/>
                 <w:sz w:val="18"/>
                 <w:szCs w:val="18"/>
-                <w:lang w:eastAsia="ko-KR"/>
+                <w:lang w:eastAsia="Tahoma"/>
               </w:rPr>
               <w:t>a)</w:t>
             </w:r>
@@ -300,31 +300,31 @@
             <w:pPr>
               <w:pStyle w:val="Header"/>
               <w:rPr>
-                <w:rFonts w:ascii="Readex Pro Light" w:hAnsi="Readex Pro Light" w:cs="Readex Pro Light"/>
-                <w:bCs/>
-                <w:sz w:val="18"/>
-                <w:szCs w:val="18"/>
-                <w:lang w:eastAsia="ko-KR"/>
+                <w:rFonts w:ascii="Tahoma" w:hAnsi="Tahoma" w:cs="Tahoma"/>
+                <w:bCs/>
+                <w:sz w:val="18"/>
+                <w:szCs w:val="18"/>
+                <w:lang w:eastAsia="Tahoma"/>
               </w:rPr>
             </w:pPr>
             <w:r>
               <w:rPr>
-                <w:rFonts w:ascii="Readex Pro Light" w:hAnsi="Readex Pro Light" w:cs="Readex Pro Light"/>
-                <w:bCs/>
-                <w:sz w:val="18"/>
-                <w:szCs w:val="18"/>
-                <w:lang w:eastAsia="ko-KR"/>
+                <w:rFonts w:ascii="Tahoma" w:hAnsi="Tahoma" w:cs="Tahoma"/>
+                <w:bCs/>
+                <w:sz w:val="18"/>
+                <w:szCs w:val="18"/>
+                <w:lang w:eastAsia="Tahoma"/>
               </w:rPr>
               <w:t xml:space="preserve">Is there a designated CONSULTANT AND CONTRACTOR Construction Supervisor or above representative on duty during work? Insert name </w:t>
             </w:r>
             <w:r>
               <w:rPr>
-                <w:rFonts w:ascii="Readex Pro Light" w:hAnsi="Readex Pro Light" w:cs="Readex Pro Light"/>
+                <w:rFonts w:ascii="Tahoma" w:hAnsi="Tahoma" w:cs="Tahoma"/>
                 <w:b/>
                 <w:sz w:val="18"/>
                 <w:szCs w:val="18"/>
                 <w:u w:val="single"/>
-                <w:lang w:eastAsia="ko-KR"/>
+                <w:lang w:eastAsia="Tahoma"/>
               </w:rPr>
               <w:t>Below</w:t>
             </w:r>
@@ -338,11 +338,11 @@
             <w:pPr>
               <w:pStyle w:val="Header"/>
               <w:rPr>
-                <w:rFonts w:ascii="Readex Pro Light" w:hAnsi="Readex Pro Light" w:cs="Readex Pro Light"/>
-                <w:bCs/>
-                <w:sz w:val="18"/>
-                <w:szCs w:val="18"/>
-                <w:lang w:eastAsia="ko-KR"/>
+                <w:rFonts w:ascii="Tahoma" w:hAnsi="Tahoma" w:cs="Tahoma"/>
+                <w:bCs/>
+                <w:sz w:val="18"/>
+                <w:szCs w:val="18"/>
+                <w:lang w:eastAsia="Tahoma"/>
               </w:rPr>
             </w:pPr>
           </w:p>
@@ -355,11 +355,11 @@
             <w:pPr>
               <w:pStyle w:val="Header"/>
               <w:rPr>
-                <w:rFonts w:ascii="Readex Pro Light" w:hAnsi="Readex Pro Light" w:cs="Readex Pro Light"/>
-                <w:bCs/>
-                <w:sz w:val="18"/>
-                <w:szCs w:val="18"/>
-                <w:lang w:eastAsia="ko-KR"/>
+                <w:rFonts w:ascii="Tahoma" w:hAnsi="Tahoma" w:cs="Tahoma"/>
+                <w:bCs/>
+                <w:sz w:val="18"/>
+                <w:szCs w:val="18"/>
+                <w:lang w:eastAsia="Tahoma"/>
               </w:rPr>
             </w:pPr>
           </w:p>
@@ -372,11 +372,11 @@
             <w:pPr>
               <w:pStyle w:val="Header"/>
               <w:rPr>
-                <w:rFonts w:ascii="Readex Pro Light" w:hAnsi="Readex Pro Light" w:cs="Readex Pro Light"/>
-                <w:bCs/>
-                <w:sz w:val="18"/>
-                <w:szCs w:val="18"/>
-                <w:lang w:eastAsia="ko-KR"/>
+                <w:rFonts w:ascii="Tahoma" w:hAnsi="Tahoma" w:cs="Tahoma"/>
+                <w:bCs/>
+                <w:sz w:val="18"/>
+                <w:szCs w:val="18"/>
+                <w:lang w:eastAsia="Tahoma"/>
               </w:rPr>
             </w:pPr>
           </w:p>
@@ -396,22 +396,22 @@
             <w:pPr>
               <w:pStyle w:val="Header"/>
               <w:rPr>
-                <w:rFonts w:ascii="Readex Pro Medium" w:hAnsi="Readex Pro Medium" w:cs="Readex Pro Medium"/>
+                <w:rFonts w:ascii="Tahoma" w:hAnsi="Tahoma" w:cs="Tahoma"/>
                 <w:bCs/>
                 <w:color w:val="FFFFFF" w:themeColor="background1"/>
                 <w:sz w:val="18"/>
                 <w:szCs w:val="18"/>
-                <w:lang w:eastAsia="ko-KR"/>
+                <w:lang w:eastAsia="Tahoma"/>
               </w:rPr>
             </w:pPr>
             <w:r>
               <w:rPr>
-                <w:rFonts w:ascii="Readex Pro Medium" w:hAnsi="Readex Pro Medium" w:cs="Readex Pro Medium"/>
+                <w:rFonts w:ascii="Tahoma" w:hAnsi="Tahoma" w:cs="Tahoma"/>
                 <w:bCs/>
                 <w:color w:val="FFFFFF" w:themeColor="background1"/>
                 <w:sz w:val="18"/>
                 <w:szCs w:val="18"/>
-                <w:lang w:eastAsia="ko-KR"/>
+                <w:lang w:eastAsia="Tahoma"/>
               </w:rPr>
               <w:t>b)</w:t>
             </w:r>
@@ -425,31 +425,31 @@
             <w:pPr>
               <w:pStyle w:val="Header"/>
               <w:rPr>
-                <w:rFonts w:ascii="Readex Pro Light" w:hAnsi="Readex Pro Light" w:cs="Readex Pro Light"/>
-                <w:bCs/>
-                <w:sz w:val="18"/>
-                <w:szCs w:val="18"/>
-                <w:lang w:eastAsia="ko-KR"/>
+                <w:rFonts w:ascii="Tahoma" w:hAnsi="Tahoma" w:cs="Tahoma"/>
+                <w:bCs/>
+                <w:sz w:val="18"/>
+                <w:szCs w:val="18"/>
+                <w:lang w:eastAsia="Tahoma"/>
               </w:rPr>
             </w:pPr>
             <w:r>
               <w:rPr>
-                <w:rFonts w:ascii="Readex Pro Light" w:hAnsi="Readex Pro Light" w:cs="Readex Pro Light"/>
-                <w:bCs/>
-                <w:sz w:val="18"/>
-                <w:szCs w:val="18"/>
-                <w:lang w:eastAsia="ko-KR"/>
+                <w:rFonts w:ascii="Tahoma" w:hAnsi="Tahoma" w:cs="Tahoma"/>
+                <w:bCs/>
+                <w:sz w:val="18"/>
+                <w:szCs w:val="18"/>
+                <w:lang w:eastAsia="Tahoma"/>
               </w:rPr>
               <w:t xml:space="preserve">Is there a CONSULTANT AND CONTRACTOR Safety Supervisor at the work site who is responsible for ensuring that all HSE precautions and requirements are met? Insert name </w:t>
             </w:r>
             <w:r>
               <w:rPr>
-                <w:rFonts w:ascii="Readex Pro Light" w:hAnsi="Readex Pro Light" w:cs="Readex Pro Light"/>
+                <w:rFonts w:ascii="Tahoma" w:hAnsi="Tahoma" w:cs="Tahoma"/>
                 <w:b/>
                 <w:sz w:val="18"/>
                 <w:szCs w:val="18"/>
                 <w:u w:val="single"/>
-                <w:lang w:eastAsia="ko-KR"/>
+                <w:lang w:eastAsia="Tahoma"/>
               </w:rPr>
               <w:t>Below</w:t>
             </w:r>
@@ -463,11 +463,11 @@
             <w:pPr>
               <w:pStyle w:val="Header"/>
               <w:rPr>
-                <w:rFonts w:ascii="Readex Pro Light" w:hAnsi="Readex Pro Light" w:cs="Readex Pro Light"/>
-                <w:bCs/>
-                <w:sz w:val="18"/>
-                <w:szCs w:val="18"/>
-                <w:lang w:eastAsia="ko-KR"/>
+                <w:rFonts w:ascii="Tahoma" w:hAnsi="Tahoma" w:cs="Tahoma"/>
+                <w:bCs/>
+                <w:sz w:val="18"/>
+                <w:szCs w:val="18"/>
+                <w:lang w:eastAsia="Tahoma"/>
               </w:rPr>
             </w:pPr>
           </w:p>
@@ -480,11 +480,11 @@
             <w:pPr>
               <w:pStyle w:val="Header"/>
               <w:rPr>
-                <w:rFonts w:ascii="Readex Pro Light" w:hAnsi="Readex Pro Light" w:cs="Readex Pro Light"/>
-                <w:bCs/>
-                <w:sz w:val="18"/>
-                <w:szCs w:val="18"/>
-                <w:lang w:eastAsia="ko-KR"/>
+                <w:rFonts w:ascii="Tahoma" w:hAnsi="Tahoma" w:cs="Tahoma"/>
+                <w:bCs/>
+                <w:sz w:val="18"/>
+                <w:szCs w:val="18"/>
+                <w:lang w:eastAsia="Tahoma"/>
               </w:rPr>
             </w:pPr>
           </w:p>
@@ -497,11 +497,11 @@
             <w:pPr>
               <w:pStyle w:val="Header"/>
               <w:rPr>
-                <w:rFonts w:ascii="Readex Pro Light" w:hAnsi="Readex Pro Light" w:cs="Readex Pro Light"/>
-                <w:bCs/>
-                <w:sz w:val="18"/>
-                <w:szCs w:val="18"/>
-                <w:lang w:eastAsia="ko-KR"/>
+                <w:rFonts w:ascii="Tahoma" w:hAnsi="Tahoma" w:cs="Tahoma"/>
+                <w:bCs/>
+                <w:sz w:val="18"/>
+                <w:szCs w:val="18"/>
+                <w:lang w:eastAsia="Tahoma"/>
               </w:rPr>
             </w:pPr>
           </w:p>
@@ -521,22 +521,22 @@
             <w:pPr>
               <w:pStyle w:val="Header"/>
               <w:rPr>
-                <w:rFonts w:ascii="Readex Pro Medium" w:hAnsi="Readex Pro Medium" w:cs="Readex Pro Medium"/>
+                <w:rFonts w:ascii="Tahoma" w:hAnsi="Tahoma" w:cs="Tahoma"/>
                 <w:bCs/>
                 <w:color w:val="FFFFFF" w:themeColor="background1"/>
                 <w:sz w:val="18"/>
                 <w:szCs w:val="18"/>
-                <w:lang w:eastAsia="ko-KR"/>
+                <w:lang w:eastAsia="Tahoma"/>
               </w:rPr>
             </w:pPr>
             <w:r>
               <w:rPr>
-                <w:rFonts w:ascii="Readex Pro Medium" w:hAnsi="Readex Pro Medium" w:cs="Readex Pro Medium"/>
+                <w:rFonts w:ascii="Tahoma" w:hAnsi="Tahoma" w:cs="Tahoma"/>
                 <w:bCs/>
                 <w:color w:val="FFFFFF" w:themeColor="background1"/>
                 <w:sz w:val="18"/>
                 <w:szCs w:val="18"/>
-                <w:lang w:eastAsia="ko-KR"/>
+                <w:lang w:eastAsia="Tahoma"/>
               </w:rPr>
               <w:t>c)</w:t>
             </w:r>
@@ -550,20 +550,20 @@
             <w:pPr>
               <w:pStyle w:val="Header"/>
               <w:rPr>
-                <w:rFonts w:ascii="Readex Pro Light" w:hAnsi="Readex Pro Light" w:cs="Readex Pro Light"/>
-                <w:bCs/>
-                <w:sz w:val="18"/>
-                <w:szCs w:val="18"/>
-                <w:lang w:eastAsia="ko-KR"/>
+                <w:rFonts w:ascii="Tahoma" w:hAnsi="Tahoma" w:cs="Tahoma"/>
+                <w:bCs/>
+                <w:sz w:val="18"/>
+                <w:szCs w:val="18"/>
+                <w:lang w:eastAsia="Tahoma"/>
               </w:rPr>
             </w:pPr>
             <w:r>
               <w:rPr>
-                <w:rFonts w:ascii="Readex Pro Light" w:hAnsi="Readex Pro Light" w:cs="Readex Pro Light"/>
-                <w:bCs/>
-                <w:sz w:val="18"/>
-                <w:szCs w:val="18"/>
-                <w:lang w:eastAsia="ko-KR"/>
+                <w:rFonts w:ascii="Tahoma" w:hAnsi="Tahoma" w:cs="Tahoma"/>
+                <w:bCs/>
+                <w:sz w:val="18"/>
+                <w:szCs w:val="18"/>
+                <w:lang w:eastAsia="Tahoma"/>
               </w:rPr>
               <w:t>Is a toolbox talk being conducted before starting work?</w:t>
             </w:r>
@@ -577,11 +577,11 @@
             <w:pPr>
               <w:pStyle w:val="Header"/>
               <w:rPr>
-                <w:rFonts w:ascii="Readex Pro Light" w:hAnsi="Readex Pro Light" w:cs="Readex Pro Light"/>
-                <w:bCs/>
-                <w:sz w:val="18"/>
-                <w:szCs w:val="18"/>
-                <w:lang w:eastAsia="ko-KR"/>
+                <w:rFonts w:ascii="Tahoma" w:hAnsi="Tahoma" w:cs="Tahoma"/>
+                <w:bCs/>
+                <w:sz w:val="18"/>
+                <w:szCs w:val="18"/>
+                <w:lang w:eastAsia="Tahoma"/>
               </w:rPr>
             </w:pPr>
           </w:p>
@@ -594,11 +594,11 @@
             <w:pPr>
               <w:pStyle w:val="Header"/>
               <w:rPr>
-                <w:rFonts w:ascii="Readex Pro Light" w:hAnsi="Readex Pro Light" w:cs="Readex Pro Light"/>
-                <w:bCs/>
-                <w:sz w:val="18"/>
-                <w:szCs w:val="18"/>
-                <w:lang w:eastAsia="ko-KR"/>
+                <w:rFonts w:ascii="Tahoma" w:hAnsi="Tahoma" w:cs="Tahoma"/>
+                <w:bCs/>
+                <w:sz w:val="18"/>
+                <w:szCs w:val="18"/>
+                <w:lang w:eastAsia="Tahoma"/>
               </w:rPr>
             </w:pPr>
           </w:p>
@@ -611,11 +611,11 @@
             <w:pPr>
               <w:pStyle w:val="Header"/>
               <w:rPr>
-                <w:rFonts w:ascii="Readex Pro Light" w:hAnsi="Readex Pro Light" w:cs="Readex Pro Light"/>
-                <w:bCs/>
-                <w:sz w:val="18"/>
-                <w:szCs w:val="18"/>
-                <w:lang w:eastAsia="ko-KR"/>
+                <w:rFonts w:ascii="Tahoma" w:hAnsi="Tahoma" w:cs="Tahoma"/>
+                <w:bCs/>
+                <w:sz w:val="18"/>
+                <w:szCs w:val="18"/>
+                <w:lang w:eastAsia="Tahoma"/>
               </w:rPr>
             </w:pPr>
           </w:p>
@@ -635,22 +635,22 @@
             <w:pPr>
               <w:pStyle w:val="Header"/>
               <w:rPr>
-                <w:rFonts w:ascii="Readex Pro Medium" w:hAnsi="Readex Pro Medium" w:cs="Readex Pro Medium"/>
+                <w:rFonts w:ascii="Tahoma" w:hAnsi="Tahoma" w:cs="Tahoma"/>
                 <w:bCs/>
                 <w:color w:val="FFFFFF" w:themeColor="background1"/>
                 <w:sz w:val="18"/>
                 <w:szCs w:val="18"/>
-                <w:lang w:eastAsia="ko-KR"/>
+                <w:lang w:eastAsia="Tahoma"/>
               </w:rPr>
             </w:pPr>
             <w:r>
               <w:rPr>
-                <w:rFonts w:ascii="Readex Pro Medium" w:hAnsi="Readex Pro Medium" w:cs="Readex Pro Medium"/>
+                <w:rFonts w:ascii="Tahoma" w:hAnsi="Tahoma" w:cs="Tahoma"/>
                 <w:bCs/>
                 <w:color w:val="FFFFFF" w:themeColor="background1"/>
                 <w:sz w:val="18"/>
                 <w:szCs w:val="18"/>
-                <w:lang w:eastAsia="ko-KR"/>
+                <w:lang w:eastAsia="Tahoma"/>
               </w:rPr>
               <w:t>d)</w:t>
             </w:r>
@@ -664,20 +664,20 @@
             <w:pPr>
               <w:pStyle w:val="Header"/>
               <w:rPr>
-                <w:rFonts w:ascii="Readex Pro Light" w:hAnsi="Readex Pro Light" w:cs="Readex Pro Light"/>
-                <w:bCs/>
-                <w:sz w:val="18"/>
-                <w:szCs w:val="18"/>
-                <w:lang w:eastAsia="ko-KR"/>
+                <w:rFonts w:ascii="Tahoma" w:hAnsi="Tahoma" w:cs="Tahoma"/>
+                <w:bCs/>
+                <w:sz w:val="18"/>
+                <w:szCs w:val="18"/>
+                <w:lang w:eastAsia="Tahoma"/>
               </w:rPr>
             </w:pPr>
             <w:r>
               <w:rPr>
-                <w:rFonts w:ascii="Readex Pro Light" w:hAnsi="Readex Pro Light" w:cs="Readex Pro Light"/>
-                <w:bCs/>
-                <w:sz w:val="18"/>
-                <w:szCs w:val="18"/>
-                <w:lang w:eastAsia="ko-KR"/>
+                <w:rFonts w:ascii="Tahoma" w:hAnsi="Tahoma" w:cs="Tahoma"/>
+                <w:bCs/>
+                <w:sz w:val="18"/>
+                <w:szCs w:val="18"/>
+                <w:lang w:eastAsia="Tahoma"/>
               </w:rPr>
               <w:t>Is there both communication &amp; transport available in case of any emergency?</w:t>
             </w:r>
@@ -691,11 +691,11 @@
             <w:pPr>
               <w:pStyle w:val="Header"/>
               <w:rPr>
-                <w:rFonts w:ascii="Readex Pro Light" w:hAnsi="Readex Pro Light" w:cs="Readex Pro Light"/>
-                <w:bCs/>
-                <w:sz w:val="18"/>
-                <w:szCs w:val="18"/>
-                <w:lang w:eastAsia="ko-KR"/>
+                <w:rFonts w:ascii="Tahoma" w:hAnsi="Tahoma" w:cs="Tahoma"/>
+                <w:bCs/>
+                <w:sz w:val="18"/>
+                <w:szCs w:val="18"/>
+                <w:lang w:eastAsia="Tahoma"/>
               </w:rPr>
             </w:pPr>
           </w:p>
@@ -708,11 +708,11 @@
             <w:pPr>
               <w:pStyle w:val="Header"/>
               <w:rPr>
-                <w:rFonts w:ascii="Readex Pro Light" w:hAnsi="Readex Pro Light" w:cs="Readex Pro Light"/>
-                <w:bCs/>
-                <w:sz w:val="18"/>
-                <w:szCs w:val="18"/>
-                <w:lang w:eastAsia="ko-KR"/>
+                <w:rFonts w:ascii="Tahoma" w:hAnsi="Tahoma" w:cs="Tahoma"/>
+                <w:bCs/>
+                <w:sz w:val="18"/>
+                <w:szCs w:val="18"/>
+                <w:lang w:eastAsia="Tahoma"/>
               </w:rPr>
             </w:pPr>
           </w:p>
@@ -725,11 +725,11 @@
             <w:pPr>
               <w:pStyle w:val="Header"/>
               <w:rPr>
-                <w:rFonts w:ascii="Readex Pro Light" w:hAnsi="Readex Pro Light" w:cs="Readex Pro Light"/>
-                <w:bCs/>
-                <w:sz w:val="18"/>
-                <w:szCs w:val="18"/>
-                <w:lang w:eastAsia="ko-KR"/>
+                <w:rFonts w:ascii="Tahoma" w:hAnsi="Tahoma" w:cs="Tahoma"/>
+                <w:bCs/>
+                <w:sz w:val="18"/>
+                <w:szCs w:val="18"/>
+                <w:lang w:eastAsia="Tahoma"/>
               </w:rPr>
             </w:pPr>
           </w:p>
@@ -749,22 +749,22 @@
             <w:pPr>
               <w:pStyle w:val="Header"/>
               <w:rPr>
-                <w:rFonts w:ascii="Readex Pro Medium" w:hAnsi="Readex Pro Medium" w:cs="Readex Pro Medium"/>
+                <w:rFonts w:ascii="Tahoma" w:hAnsi="Tahoma" w:cs="Tahoma"/>
                 <w:bCs/>
                 <w:color w:val="FFFFFF" w:themeColor="background1"/>
                 <w:sz w:val="18"/>
                 <w:szCs w:val="18"/>
-                <w:lang w:eastAsia="ko-KR"/>
+                <w:lang w:eastAsia="Tahoma"/>
               </w:rPr>
             </w:pPr>
             <w:r>
               <w:rPr>
-                <w:rFonts w:ascii="Readex Pro Medium" w:hAnsi="Readex Pro Medium" w:cs="Readex Pro Medium"/>
+                <w:rFonts w:ascii="Tahoma" w:hAnsi="Tahoma" w:cs="Tahoma"/>
                 <w:bCs/>
                 <w:color w:val="FFFFFF" w:themeColor="background1"/>
                 <w:sz w:val="18"/>
                 <w:szCs w:val="18"/>
-                <w:lang w:eastAsia="ko-KR"/>
+                <w:lang w:eastAsia="Tahoma"/>
               </w:rPr>
               <w:t>e)</w:t>
             </w:r>
@@ -778,20 +778,20 @@
             <w:pPr>
               <w:pStyle w:val="Header"/>
               <w:rPr>
-                <w:rFonts w:ascii="Readex Pro Light" w:hAnsi="Readex Pro Light" w:cs="Readex Pro Light"/>
-                <w:bCs/>
-                <w:sz w:val="18"/>
-                <w:szCs w:val="18"/>
-                <w:lang w:eastAsia="ko-KR"/>
+                <w:rFonts w:ascii="Tahoma" w:hAnsi="Tahoma" w:cs="Tahoma"/>
+                <w:bCs/>
+                <w:sz w:val="18"/>
+                <w:szCs w:val="18"/>
+                <w:lang w:eastAsia="Tahoma"/>
               </w:rPr>
             </w:pPr>
             <w:r>
               <w:rPr>
-                <w:rFonts w:ascii="Readex Pro Light" w:hAnsi="Readex Pro Light" w:cs="Readex Pro Light"/>
-                <w:bCs/>
-                <w:sz w:val="18"/>
-                <w:szCs w:val="18"/>
-                <w:lang w:eastAsia="ko-KR"/>
+                <w:rFonts w:ascii="Tahoma" w:hAnsi="Tahoma" w:cs="Tahoma"/>
+                <w:bCs/>
+                <w:sz w:val="18"/>
+                <w:szCs w:val="18"/>
+                <w:lang w:eastAsia="Tahoma"/>
               </w:rPr>
               <w:t>Are there emergency contact numbers &amp; evacuation routes posted at the site?</w:t>
             </w:r>
@@ -805,11 +805,11 @@
             <w:pPr>
               <w:pStyle w:val="Header"/>
               <w:rPr>
-                <w:rFonts w:ascii="Readex Pro Light" w:hAnsi="Readex Pro Light" w:cs="Readex Pro Light"/>
-                <w:bCs/>
-                <w:sz w:val="18"/>
-                <w:szCs w:val="18"/>
-                <w:lang w:eastAsia="ko-KR"/>
+                <w:rFonts w:ascii="Tahoma" w:hAnsi="Tahoma" w:cs="Tahoma"/>
+                <w:bCs/>
+                <w:sz w:val="18"/>
+                <w:szCs w:val="18"/>
+                <w:lang w:eastAsia="Tahoma"/>
               </w:rPr>
             </w:pPr>
           </w:p>
@@ -822,11 +822,11 @@
             <w:pPr>
               <w:pStyle w:val="Header"/>
               <w:rPr>
-                <w:rFonts w:ascii="Readex Pro Light" w:hAnsi="Readex Pro Light" w:cs="Readex Pro Light"/>
-                <w:bCs/>
-                <w:sz w:val="18"/>
-                <w:szCs w:val="18"/>
-                <w:lang w:eastAsia="ko-KR"/>
+                <w:rFonts w:ascii="Tahoma" w:hAnsi="Tahoma" w:cs="Tahoma"/>
+                <w:bCs/>
+                <w:sz w:val="18"/>
+                <w:szCs w:val="18"/>
+                <w:lang w:eastAsia="Tahoma"/>
               </w:rPr>
             </w:pPr>
           </w:p>
@@ -839,11 +839,11 @@
             <w:pPr>
               <w:pStyle w:val="Header"/>
               <w:rPr>
-                <w:rFonts w:ascii="Readex Pro Light" w:hAnsi="Readex Pro Light" w:cs="Readex Pro Light"/>
-                <w:bCs/>
-                <w:sz w:val="18"/>
-                <w:szCs w:val="18"/>
-                <w:lang w:eastAsia="ko-KR"/>
+                <w:rFonts w:ascii="Tahoma" w:hAnsi="Tahoma" w:cs="Tahoma"/>
+                <w:bCs/>
+                <w:sz w:val="18"/>
+                <w:szCs w:val="18"/>
+                <w:lang w:eastAsia="Tahoma"/>
               </w:rPr>
             </w:pPr>
           </w:p>
@@ -863,22 +863,22 @@
             <w:pPr>
               <w:pStyle w:val="Header"/>
               <w:rPr>
-                <w:rFonts w:ascii="Readex Pro Medium" w:hAnsi="Readex Pro Medium" w:cs="Readex Pro Medium"/>
+                <w:rFonts w:ascii="Tahoma" w:hAnsi="Tahoma" w:cs="Tahoma"/>
                 <w:bCs/>
                 <w:color w:val="FFFFFF" w:themeColor="background1"/>
                 <w:sz w:val="18"/>
                 <w:szCs w:val="18"/>
-                <w:lang w:eastAsia="ko-KR"/>
+                <w:lang w:eastAsia="Tahoma"/>
               </w:rPr>
             </w:pPr>
             <w:r>
               <w:rPr>
-                <w:rFonts w:ascii="Readex Pro Medium" w:hAnsi="Readex Pro Medium" w:cs="Readex Pro Medium"/>
+                <w:rFonts w:ascii="Tahoma" w:hAnsi="Tahoma" w:cs="Tahoma"/>
                 <w:bCs/>
                 <w:color w:val="FFFFFF" w:themeColor="background1"/>
                 <w:sz w:val="18"/>
                 <w:szCs w:val="18"/>
-                <w:lang w:eastAsia="ko-KR"/>
+                <w:lang w:eastAsia="Tahoma"/>
               </w:rPr>
               <w:t>f)</w:t>
             </w:r>
@@ -892,20 +892,20 @@
             <w:pPr>
               <w:pStyle w:val="Header"/>
               <w:rPr>
-                <w:rFonts w:ascii="Readex Pro Light" w:hAnsi="Readex Pro Light" w:cs="Readex Pro Light"/>
-                <w:bCs/>
-                <w:sz w:val="18"/>
-                <w:szCs w:val="18"/>
-                <w:lang w:eastAsia="ko-KR"/>
+                <w:rFonts w:ascii="Tahoma" w:hAnsi="Tahoma" w:cs="Tahoma"/>
+                <w:bCs/>
+                <w:sz w:val="18"/>
+                <w:szCs w:val="18"/>
+                <w:lang w:eastAsia="Tahoma"/>
               </w:rPr>
             </w:pPr>
             <w:r>
               <w:rPr>
-                <w:rFonts w:ascii="Readex Pro Light" w:hAnsi="Readex Pro Light" w:cs="Readex Pro Light"/>
-                <w:bCs/>
-                <w:sz w:val="18"/>
-                <w:szCs w:val="18"/>
-                <w:lang w:eastAsia="ko-KR"/>
+                <w:rFonts w:ascii="Tahoma" w:hAnsi="Tahoma" w:cs="Tahoma"/>
+                <w:bCs/>
+                <w:sz w:val="18"/>
+                <w:szCs w:val="18"/>
+                <w:lang w:eastAsia="Tahoma"/>
               </w:rPr>
               <w:t>Is there a qualified nurse on duty and with an ambulance available?</w:t>
             </w:r>
@@ -919,11 +919,11 @@
             <w:pPr>
               <w:pStyle w:val="Header"/>
               <w:rPr>
-                <w:rFonts w:ascii="Readex Pro Light" w:hAnsi="Readex Pro Light" w:cs="Readex Pro Light"/>
-                <w:bCs/>
-                <w:sz w:val="18"/>
-                <w:szCs w:val="18"/>
-                <w:lang w:eastAsia="ko-KR"/>
+                <w:rFonts w:ascii="Tahoma" w:hAnsi="Tahoma" w:cs="Tahoma"/>
+                <w:bCs/>
+                <w:sz w:val="18"/>
+                <w:szCs w:val="18"/>
+                <w:lang w:eastAsia="Tahoma"/>
               </w:rPr>
             </w:pPr>
           </w:p>
@@ -936,11 +936,11 @@
             <w:pPr>
               <w:pStyle w:val="Header"/>
               <w:rPr>
-                <w:rFonts w:ascii="Readex Pro Light" w:hAnsi="Readex Pro Light" w:cs="Readex Pro Light"/>
-                <w:bCs/>
-                <w:sz w:val="18"/>
-                <w:szCs w:val="18"/>
-                <w:lang w:eastAsia="ko-KR"/>
+                <w:rFonts w:ascii="Tahoma" w:hAnsi="Tahoma" w:cs="Tahoma"/>
+                <w:bCs/>
+                <w:sz w:val="18"/>
+                <w:szCs w:val="18"/>
+                <w:lang w:eastAsia="Tahoma"/>
               </w:rPr>
             </w:pPr>
           </w:p>
@@ -953,11 +953,11 @@
             <w:pPr>
               <w:pStyle w:val="Header"/>
               <w:rPr>
-                <w:rFonts w:ascii="Readex Pro Light" w:hAnsi="Readex Pro Light" w:cs="Readex Pro Light"/>
-                <w:bCs/>
-                <w:sz w:val="18"/>
-                <w:szCs w:val="18"/>
-                <w:lang w:eastAsia="ko-KR"/>
+                <w:rFonts w:ascii="Tahoma" w:hAnsi="Tahoma" w:cs="Tahoma"/>
+                <w:bCs/>
+                <w:sz w:val="18"/>
+                <w:szCs w:val="18"/>
+                <w:lang w:eastAsia="Tahoma"/>
               </w:rPr>
             </w:pPr>
           </w:p>
@@ -977,22 +977,22 @@
             <w:pPr>
               <w:pStyle w:val="Header"/>
               <w:rPr>
-                <w:rFonts w:ascii="Readex Pro Medium" w:hAnsi="Readex Pro Medium" w:cs="Readex Pro Medium"/>
+                <w:rFonts w:ascii="Tahoma" w:hAnsi="Tahoma" w:cs="Tahoma"/>
                 <w:bCs/>
                 <w:color w:val="FFFFFF" w:themeColor="background1"/>
                 <w:sz w:val="18"/>
                 <w:szCs w:val="18"/>
-                <w:lang w:eastAsia="ko-KR"/>
+                <w:lang w:eastAsia="Tahoma"/>
               </w:rPr>
             </w:pPr>
             <w:r>
               <w:rPr>
-                <w:rFonts w:ascii="Readex Pro Medium" w:hAnsi="Readex Pro Medium" w:cs="Readex Pro Medium"/>
+                <w:rFonts w:ascii="Tahoma" w:hAnsi="Tahoma" w:cs="Tahoma"/>
                 <w:bCs/>
                 <w:color w:val="FFFFFF" w:themeColor="background1"/>
                 <w:sz w:val="18"/>
                 <w:szCs w:val="18"/>
-                <w:lang w:eastAsia="ko-KR"/>
+                <w:lang w:eastAsia="Tahoma"/>
               </w:rPr>
               <w:t>h)</w:t>
             </w:r>
@@ -1006,20 +1006,20 @@
             <w:pPr>
               <w:pStyle w:val="Header"/>
               <w:rPr>
-                <w:rFonts w:ascii="Readex Pro Light" w:hAnsi="Readex Pro Light" w:cs="Readex Pro Light"/>
-                <w:bCs/>
-                <w:sz w:val="18"/>
-                <w:szCs w:val="18"/>
-                <w:lang w:eastAsia="ko-KR"/>
+                <w:rFonts w:ascii="Tahoma" w:hAnsi="Tahoma" w:cs="Tahoma"/>
+                <w:bCs/>
+                <w:sz w:val="18"/>
+                <w:szCs w:val="18"/>
+                <w:lang w:eastAsia="Tahoma"/>
               </w:rPr>
             </w:pPr>
             <w:r>
               <w:rPr>
-                <w:rFonts w:ascii="Readex Pro Light" w:hAnsi="Readex Pro Light" w:cs="Readex Pro Light"/>
-                <w:bCs/>
-                <w:sz w:val="18"/>
-                <w:szCs w:val="18"/>
-                <w:lang w:eastAsia="ko-KR"/>
+                <w:rFonts w:ascii="Tahoma" w:hAnsi="Tahoma" w:cs="Tahoma"/>
+                <w:bCs/>
+                <w:sz w:val="18"/>
+                <w:szCs w:val="18"/>
+                <w:lang w:eastAsia="Tahoma"/>
               </w:rPr>
               <w:t>Is there transport available to take workers to Camp Mess Hall for lunch?</w:t>
             </w:r>
@@ -1033,11 +1033,11 @@
             <w:pPr>
               <w:pStyle w:val="Header"/>
               <w:rPr>
-                <w:rFonts w:ascii="Readex Pro Light" w:hAnsi="Readex Pro Light" w:cs="Readex Pro Light"/>
-                <w:bCs/>
-                <w:sz w:val="18"/>
-                <w:szCs w:val="18"/>
-                <w:lang w:eastAsia="ko-KR"/>
+                <w:rFonts w:ascii="Tahoma" w:hAnsi="Tahoma" w:cs="Tahoma"/>
+                <w:bCs/>
+                <w:sz w:val="18"/>
+                <w:szCs w:val="18"/>
+                <w:lang w:eastAsia="Tahoma"/>
               </w:rPr>
             </w:pPr>
           </w:p>
@@ -1050,11 +1050,11 @@
             <w:pPr>
               <w:pStyle w:val="Header"/>
               <w:rPr>
-                <w:rFonts w:ascii="Readex Pro Light" w:hAnsi="Readex Pro Light" w:cs="Readex Pro Light"/>
-                <w:bCs/>
-                <w:sz w:val="18"/>
-                <w:szCs w:val="18"/>
-                <w:lang w:eastAsia="ko-KR"/>
+                <w:rFonts w:ascii="Tahoma" w:hAnsi="Tahoma" w:cs="Tahoma"/>
+                <w:bCs/>
+                <w:sz w:val="18"/>
+                <w:szCs w:val="18"/>
+                <w:lang w:eastAsia="Tahoma"/>
               </w:rPr>
             </w:pPr>
           </w:p>
@@ -1067,11 +1067,11 @@
             <w:pPr>
               <w:pStyle w:val="Header"/>
               <w:rPr>
-                <w:rFonts w:ascii="Readex Pro Light" w:hAnsi="Readex Pro Light" w:cs="Readex Pro Light"/>
-                <w:bCs/>
-                <w:sz w:val="18"/>
-                <w:szCs w:val="18"/>
-                <w:lang w:eastAsia="ko-KR"/>
+                <w:rFonts w:ascii="Tahoma" w:hAnsi="Tahoma" w:cs="Tahoma"/>
+                <w:bCs/>
+                <w:sz w:val="18"/>
+                <w:szCs w:val="18"/>
+                <w:lang w:eastAsia="Tahoma"/>
               </w:rPr>
             </w:pPr>
           </w:p>
@@ -1091,22 +1091,22 @@
             <w:pPr>
               <w:pStyle w:val="Header"/>
               <w:rPr>
-                <w:rFonts w:ascii="Readex Pro Medium" w:hAnsi="Readex Pro Medium" w:cs="Readex Pro Medium"/>
+                <w:rFonts w:ascii="Tahoma" w:hAnsi="Tahoma" w:cs="Tahoma"/>
                 <w:bCs/>
                 <w:color w:val="FFFFFF" w:themeColor="background1"/>
                 <w:sz w:val="18"/>
                 <w:szCs w:val="18"/>
-                <w:lang w:eastAsia="ko-KR"/>
+                <w:lang w:eastAsia="Tahoma"/>
               </w:rPr>
             </w:pPr>
             <w:r>
               <w:rPr>
-                <w:rFonts w:ascii="Readex Pro Medium" w:hAnsi="Readex Pro Medium" w:cs="Readex Pro Medium"/>
+                <w:rFonts w:ascii="Tahoma" w:hAnsi="Tahoma" w:cs="Tahoma"/>
                 <w:bCs/>
                 <w:color w:val="FFFFFF" w:themeColor="background1"/>
                 <w:sz w:val="18"/>
                 <w:szCs w:val="18"/>
-                <w:lang w:eastAsia="ko-KR"/>
+                <w:lang w:eastAsia="Tahoma"/>
               </w:rPr>
               <w:t>g)</w:t>
             </w:r>
@@ -1120,20 +1120,20 @@
             <w:pPr>
               <w:pStyle w:val="Header"/>
               <w:rPr>
-                <w:rFonts w:ascii="Readex Pro Light" w:hAnsi="Readex Pro Light" w:cs="Readex Pro Light"/>
-                <w:bCs/>
-                <w:sz w:val="18"/>
-                <w:szCs w:val="18"/>
-                <w:lang w:eastAsia="ko-KR"/>
+                <w:rFonts w:ascii="Tahoma" w:hAnsi="Tahoma" w:cs="Tahoma"/>
+                <w:bCs/>
+                <w:sz w:val="18"/>
+                <w:szCs w:val="18"/>
+                <w:lang w:eastAsia="Tahoma"/>
               </w:rPr>
             </w:pPr>
             <w:r>
               <w:rPr>
-                <w:rFonts w:ascii="Readex Pro Light" w:hAnsi="Readex Pro Light" w:cs="Readex Pro Light"/>
-                <w:bCs/>
-                <w:sz w:val="18"/>
-                <w:szCs w:val="18"/>
-                <w:lang w:eastAsia="ko-KR"/>
+                <w:rFonts w:ascii="Tahoma" w:hAnsi="Tahoma" w:cs="Tahoma"/>
+                <w:bCs/>
+                <w:sz w:val="18"/>
+                <w:szCs w:val="18"/>
+                <w:lang w:eastAsia="Tahoma"/>
               </w:rPr>
               <w:t>Are there adequate welfare facilities available, i.e., toilette, rest shelter, water?</w:t>
             </w:r>
@@ -1147,11 +1147,11 @@
             <w:pPr>
               <w:pStyle w:val="Header"/>
               <w:rPr>
-                <w:rFonts w:ascii="Readex Pro Light" w:hAnsi="Readex Pro Light" w:cs="Readex Pro Light"/>
-                <w:bCs/>
-                <w:sz w:val="18"/>
-                <w:szCs w:val="18"/>
-                <w:lang w:eastAsia="ko-KR"/>
+                <w:rFonts w:ascii="Tahoma" w:hAnsi="Tahoma" w:cs="Tahoma"/>
+                <w:bCs/>
+                <w:sz w:val="18"/>
+                <w:szCs w:val="18"/>
+                <w:lang w:eastAsia="Tahoma"/>
               </w:rPr>
             </w:pPr>
           </w:p>
@@ -1164,11 +1164,11 @@
             <w:pPr>
               <w:pStyle w:val="Header"/>
               <w:rPr>
-                <w:rFonts w:ascii="Readex Pro Light" w:hAnsi="Readex Pro Light" w:cs="Readex Pro Light"/>
-                <w:bCs/>
-                <w:sz w:val="18"/>
-                <w:szCs w:val="18"/>
-                <w:lang w:eastAsia="ko-KR"/>
+                <w:rFonts w:ascii="Tahoma" w:hAnsi="Tahoma" w:cs="Tahoma"/>
+                <w:bCs/>
+                <w:sz w:val="18"/>
+                <w:szCs w:val="18"/>
+                <w:lang w:eastAsia="Tahoma"/>
               </w:rPr>
             </w:pPr>
           </w:p>
@@ -1181,11 +1181,11 @@
             <w:pPr>
               <w:pStyle w:val="Header"/>
               <w:rPr>
-                <w:rFonts w:ascii="Readex Pro Light" w:hAnsi="Readex Pro Light" w:cs="Readex Pro Light"/>
-                <w:bCs/>
-                <w:sz w:val="18"/>
-                <w:szCs w:val="18"/>
-                <w:lang w:eastAsia="ko-KR"/>
+                <w:rFonts w:ascii="Tahoma" w:hAnsi="Tahoma" w:cs="Tahoma"/>
+                <w:bCs/>
+                <w:sz w:val="18"/>
+                <w:szCs w:val="18"/>
+                <w:lang w:eastAsia="Tahoma"/>
               </w:rPr>
             </w:pPr>
           </w:p>
@@ -1197,18 +1197,18 @@
         <w:pStyle w:val="Header"/>
         <w:spacing w:before="240"/>
         <w:rPr>
-          <w:rFonts w:ascii="Readex Pro Medium" w:hAnsi="Readex Pro Medium" w:cs="Readex Pro Medium"/>
+          <w:rFonts w:ascii="Tahoma" w:hAnsi="Tahoma" w:cs="Tahoma"/>
           <w:bCs/>
           <w:highlight w:val="lightGray"/>
-          <w:lang w:eastAsia="ko-KR"/>
+          <w:lang w:eastAsia="Tahoma"/>
         </w:rPr>
       </w:pPr>
       <w:r>
         <w:rPr>
-          <w:rFonts w:ascii="Readex Pro Medium" w:hAnsi="Readex Pro Medium" w:cs="Readex Pro Medium"/>
+          <w:rFonts w:ascii="Tahoma" w:hAnsi="Tahoma" w:cs="Tahoma"/>
           <w:bCs/>
           <w:highlight w:val="lightGray"/>
-          <w:lang w:eastAsia="ko-KR"/>
+          <w:lang w:eastAsia="Tahoma"/>
         </w:rPr>
         <w:t>IMPORTANT NOTE:</w:t>
       </w:r>
@@ -1223,45 +1223,45 @@
         <w:spacing w:line="360" w:lineRule="auto"/>
         <w:jc w:val="center"/>
         <w:rPr>
-          <w:rFonts w:ascii="Readex Pro Medium" w:hAnsi="Readex Pro Medium" w:cs="Readex Pro Medium"/>
+          <w:rFonts w:ascii="Tahoma" w:hAnsi="Tahoma" w:cs="Tahoma"/>
           <w:bCs/>
           <w:color w:val="FF0000"/>
           <w:szCs w:val="20"/>
-          <w:lang w:eastAsia="ko-KR"/>
+          <w:lang w:eastAsia="Tahoma"/>
         </w:rPr>
       </w:pPr>
       <w:r>
         <w:rPr>
-          <w:rFonts w:ascii="Readex Pro Medium" w:hAnsi="Readex Pro Medium" w:cs="Readex Pro Medium"/>
+          <w:rFonts w:ascii="Tahoma" w:hAnsi="Tahoma" w:cs="Tahoma"/>
           <w:bCs/>
           <w:color w:val="FF0000"/>
           <w:szCs w:val="20"/>
           <w:highlight w:val="lightGray"/>
-          <w:lang w:eastAsia="ko-KR"/>
+          <w:lang w:eastAsia="Tahoma"/>
         </w:rPr>
         <w:t xml:space="preserve">Contractor &amp; </w:t>
       </w:r>
       <w:proofErr w:type="gramStart"/>
       <w:r>
         <w:rPr>
-          <w:rFonts w:ascii="Readex Pro Medium" w:hAnsi="Readex Pro Medium" w:cs="Readex Pro Medium"/>
+          <w:rFonts w:ascii="Tahoma" w:hAnsi="Tahoma" w:cs="Tahoma"/>
           <w:bCs/>
           <w:color w:val="FF0000"/>
           <w:szCs w:val="20"/>
           <w:highlight w:val="lightGray"/>
-          <w:lang w:eastAsia="ko-KR"/>
+          <w:lang w:eastAsia="Tahoma"/>
         </w:rPr>
         <w:t>Sub Contractor</w:t>
       </w:r>
       <w:proofErr w:type="gramEnd"/>
       <w:r>
         <w:rPr>
-          <w:rFonts w:ascii="Readex Pro Medium" w:hAnsi="Readex Pro Medium" w:cs="Readex Pro Medium"/>
+          <w:rFonts w:ascii="Tahoma" w:hAnsi="Tahoma" w:cs="Tahoma"/>
           <w:bCs/>
           <w:color w:val="FF0000"/>
           <w:szCs w:val="20"/>
           <w:highlight w:val="lightGray"/>
-          <w:lang w:eastAsia="ko-KR"/>
+          <w:lang w:eastAsia="Tahoma"/>
         </w:rPr>
         <w:t xml:space="preserve"> personnel who are found violating the holiday work control procedure will face stringent company disciplinary action.</w:t>
       </w:r>
@@ -1270,14 +1270,14 @@
       <w:pPr>
         <w:pStyle w:val="Header"/>
         <w:rPr>
-          <w:rFonts w:ascii="Readex Pro Light" w:hAnsi="Readex Pro Light" w:cs="Readex Pro Light"/>
+          <w:rFonts w:ascii="Tahoma" w:hAnsi="Tahoma" w:cs="Tahoma"/>
           <w:b/>
-          <w:lang w:eastAsia="ko-KR"/>
+          <w:lang w:eastAsia="Tahoma"/>
         </w:rPr>
       </w:pPr>
       <w:r>
         <w:rPr>
-          <w:rFonts w:ascii="Readex Pro Light" w:hAnsi="Readex Pro Light" w:cs="Readex Pro Light"/>
+          <w:rFonts w:ascii="Tahoma" w:hAnsi="Tahoma" w:cs="Tahoma"/>
           <w:noProof/>
           <w:sz w:val="18"/>
           <w:szCs w:val="18"/>
@@ -1328,7 +1328,7 @@
                                 <w:rFonts w:cstheme="minorHAnsi"/>
                                 <w:bCs/>
                                 <w:szCs w:val="20"/>
-                                <w:lang w:eastAsia="ko-KR"/>
+                                <w:lang w:eastAsia="Tahoma"/>
                               </w:rPr>
                             </w:pPr>
                             <w:r>
@@ -1336,7 +1336,7 @@
                                 <w:rFonts w:cstheme="minorHAnsi"/>
                                 <w:bCs/>
                                 <w:szCs w:val="20"/>
-                                <w:lang w:eastAsia="ko-KR"/>
+                                <w:lang w:eastAsia="Tahoma"/>
                               </w:rPr>
                               <w:t>CONSULTANT Construction Supervisor in charge – Name: __________________________</w:t>
                             </w:r>
@@ -1349,7 +1349,7 @@
                                 <w:rFonts w:cstheme="minorHAnsi"/>
                                 <w:bCs/>
                                 <w:szCs w:val="20"/>
-                                <w:lang w:eastAsia="ko-KR"/>
+                                <w:lang w:eastAsia="Tahoma"/>
                               </w:rPr>
                             </w:pPr>
                             <w:r>
@@ -1357,7 +1357,7 @@
                                 <w:rFonts w:cstheme="minorHAnsi"/>
                                 <w:bCs/>
                                 <w:szCs w:val="20"/>
-                                <w:lang w:eastAsia="ko-KR"/>
+                                <w:lang w:eastAsia="Tahoma"/>
                               </w:rPr>
                               <w:t>CONSULTANT HSE Supervisor – Name: __________________________________________</w:t>
                             </w:r>
@@ -1370,7 +1370,7 @@
                                 <w:rFonts w:cstheme="minorHAnsi"/>
                                 <w:bCs/>
                                 <w:szCs w:val="20"/>
-                                <w:lang w:eastAsia="ko-KR"/>
+                                <w:lang w:eastAsia="Tahoma"/>
                               </w:rPr>
                             </w:pPr>
                             <w:r>
@@ -1378,7 +1378,7 @@
                                 <w:rFonts w:cstheme="minorHAnsi"/>
                                 <w:bCs/>
                                 <w:szCs w:val="20"/>
-                                <w:lang w:eastAsia="ko-KR"/>
+                                <w:lang w:eastAsia="Tahoma"/>
                               </w:rPr>
                               <w:t>CONTRACTOR Construction Supervisor in charge – Name: __________________________</w:t>
                             </w:r>
@@ -1398,7 +1398,7 @@
                                 <w:rFonts w:cstheme="minorHAnsi"/>
                                 <w:bCs/>
                                 <w:szCs w:val="20"/>
-                                <w:lang w:eastAsia="ko-KR"/>
+                                <w:lang w:eastAsia="Tahoma"/>
                               </w:rPr>
                               <w:t>CONTRACTOR HSE Supervisor – Name: __________________________________________</w:t>
                             </w:r>
@@ -1428,7 +1428,7 @@
                               <w:spacing w:after="0"/>
                               <w:jc w:val="center"/>
                               <w:rPr>
-                                <w:rFonts w:ascii="Times New Roman" w:hAnsi="Times New Roman" w:cs="Times New Roman"/>
+                                <w:rFonts w:ascii="Tahoma" w:hAnsi="Tahoma" w:cs="Tahoma"/>
                                 <w:b/>
                                 <w:bCs/>
                                 <w:szCs w:val="20"/>
@@ -1436,7 +1436,7 @@
                             </w:pPr>
                             <w:r>
                               <w:rPr>
-                                <w:rFonts w:ascii="Times New Roman" w:hAnsi="Times New Roman" w:cs="Times New Roman"/>
+                                <w:rFonts w:ascii="Tahoma" w:hAnsi="Tahoma" w:cs="Tahoma"/>
                                 <w:b/>
                                 <w:bCs/>
                                 <w:szCs w:val="20"/>
@@ -1445,7 +1445,7 @@
                             </w:r>
                             <w:r>
                               <w:rPr>
-                                <w:rFonts w:ascii="Times New Roman" w:hAnsi="Times New Roman" w:cs="Times New Roman"/>
+                                <w:rFonts w:ascii="Tahoma" w:hAnsi="Tahoma" w:cs="Tahoma"/>
                                 <w:b/>
                                 <w:bCs/>
                                 <w:szCs w:val="20"/>
@@ -1481,7 +1481,7 @@
                           <w:rFonts w:cstheme="minorHAnsi"/>
                           <w:bCs/>
                           <w:szCs w:val="20"/>
-                          <w:lang w:eastAsia="ko-KR"/>
+                          <w:lang w:eastAsia="Tahoma"/>
                         </w:rPr>
                       </w:pPr>
                       <w:r>
@@ -1489,7 +1489,7 @@
                           <w:rFonts w:cstheme="minorHAnsi"/>
                           <w:bCs/>
                           <w:szCs w:val="20"/>
-                          <w:lang w:eastAsia="ko-KR"/>
+                          <w:lang w:eastAsia="Tahoma"/>
                         </w:rPr>
                         <w:t>CONSULTANT Construction Supervisor in charge – Name: __________________________</w:t>
                       </w:r>
@@ -1502,7 +1502,7 @@
                           <w:rFonts w:cstheme="minorHAnsi"/>
                           <w:bCs/>
                           <w:szCs w:val="20"/>
-                          <w:lang w:eastAsia="ko-KR"/>
+                          <w:lang w:eastAsia="Tahoma"/>
                         </w:rPr>
                       </w:pPr>
                       <w:r>
@@ -1510,7 +1510,7 @@
                           <w:rFonts w:cstheme="minorHAnsi"/>
                           <w:bCs/>
                           <w:szCs w:val="20"/>
-                          <w:lang w:eastAsia="ko-KR"/>
+                          <w:lang w:eastAsia="Tahoma"/>
                         </w:rPr>
                         <w:t>CONSULTANT HSE Supervisor – Name: __________________________________________</w:t>
                       </w:r>
@@ -1523,7 +1523,7 @@
                           <w:rFonts w:cstheme="minorHAnsi"/>
                           <w:bCs/>
                           <w:szCs w:val="20"/>
-                          <w:lang w:eastAsia="ko-KR"/>
+                          <w:lang w:eastAsia="Tahoma"/>
                         </w:rPr>
                       </w:pPr>
                       <w:r>
@@ -1531,7 +1531,7 @@
                           <w:rFonts w:cstheme="minorHAnsi"/>
                           <w:bCs/>
                           <w:szCs w:val="20"/>
-                          <w:lang w:eastAsia="ko-KR"/>
+                          <w:lang w:eastAsia="Tahoma"/>
                         </w:rPr>
                         <w:t>CONTRACTOR Construction Supervisor in charge – Name: __________________________</w:t>
                       </w:r>
@@ -1551,7 +1551,7 @@
                           <w:rFonts w:cstheme="minorHAnsi"/>
                           <w:bCs/>
                           <w:szCs w:val="20"/>
-                          <w:lang w:eastAsia="ko-KR"/>
+                          <w:lang w:eastAsia="Tahoma"/>
                         </w:rPr>
                         <w:t>CONTRACTOR HSE Supervisor – Name: __________________________________________</w:t>
                       </w:r>
@@ -1581,7 +1581,7 @@
                         <w:spacing w:after="0"/>
                         <w:jc w:val="center"/>
                         <w:rPr>
-                          <w:rFonts w:ascii="Times New Roman" w:hAnsi="Times New Roman" w:cs="Times New Roman"/>
+                          <w:rFonts w:ascii="Tahoma" w:hAnsi="Tahoma" w:cs="Tahoma"/>
                           <w:b/>
                           <w:bCs/>
                           <w:szCs w:val="20"/>
@@ -1589,7 +1589,7 @@
                       </w:pPr>
                       <w:r>
                         <w:rPr>
-                          <w:rFonts w:ascii="Times New Roman" w:hAnsi="Times New Roman" w:cs="Times New Roman"/>
+                          <w:rFonts w:ascii="Tahoma" w:hAnsi="Tahoma" w:cs="Tahoma"/>
                           <w:b/>
                           <w:bCs/>
                           <w:szCs w:val="20"/>
@@ -1598,7 +1598,7 @@
                       </w:r>
                       <w:r>
                         <w:rPr>
-                          <w:rFonts w:ascii="Times New Roman" w:hAnsi="Times New Roman" w:cs="Times New Roman"/>
+                          <w:rFonts w:ascii="Tahoma" w:hAnsi="Tahoma" w:cs="Tahoma"/>
                           <w:b/>
                           <w:bCs/>
                           <w:szCs w:val="20"/>
@@ -1617,9 +1617,9 @@
       <w:bookmarkStart w:id="0" w:name="_Toc33533096"/>
       <w:r>
         <w:rPr>
-          <w:rFonts w:ascii="Readex Pro Light" w:hAnsi="Readex Pro Light" w:cs="Readex Pro Light"/>
+          <w:rFonts w:ascii="Tahoma" w:hAnsi="Tahoma" w:cs="Tahoma"/>
           <w:b/>
-          <w:lang w:eastAsia="ko-KR"/>
+          <w:lang w:eastAsia="Tahoma"/>
         </w:rPr>
         <w:t xml:space="preserve"> List of personnel</w:t>
       </w:r>
@@ -1659,7 +1659,7 @@
               <w:pStyle w:val="NoSpacing"/>
               <w:jc w:val="center"/>
               <w:rPr>
-                <w:rFonts w:ascii="Readex Pro Light" w:hAnsi="Readex Pro Light" w:cs="Readex Pro Light"/>
+                <w:rFonts w:ascii="Tahoma" w:hAnsi="Tahoma" w:cs="Tahoma"/>
                 <w:color w:val="FFFFFF" w:themeColor="background1"/>
                 <w:sz w:val="18"/>
                 <w:szCs w:val="18"/>
@@ -1667,7 +1667,7 @@
             </w:pPr>
             <w:r>
               <w:rPr>
-                <w:rFonts w:ascii="Readex Pro Light" w:hAnsi="Readex Pro Light" w:cs="Readex Pro Light"/>
+                <w:rFonts w:ascii="Tahoma" w:hAnsi="Tahoma" w:cs="Tahoma"/>
                 <w:color w:val="FFFFFF" w:themeColor="background1"/>
                 <w:sz w:val="18"/>
                 <w:szCs w:val="18"/>
@@ -1686,7 +1686,7 @@
               <w:pStyle w:val="NoSpacing"/>
               <w:jc w:val="center"/>
               <w:rPr>
-                <w:rFonts w:ascii="Readex Pro Light" w:hAnsi="Readex Pro Light" w:cs="Readex Pro Light"/>
+                <w:rFonts w:ascii="Tahoma" w:hAnsi="Tahoma" w:cs="Tahoma"/>
                 <w:color w:val="FFFFFF" w:themeColor="background1"/>
                 <w:sz w:val="18"/>
                 <w:szCs w:val="18"/>
@@ -1694,7 +1694,7 @@
             </w:pPr>
             <w:r>
               <w:rPr>
-                <w:rFonts w:ascii="Readex Pro Light" w:hAnsi="Readex Pro Light" w:cs="Readex Pro Light"/>
+                <w:rFonts w:ascii="Tahoma" w:hAnsi="Tahoma" w:cs="Tahoma"/>
                 <w:color w:val="FFFFFF" w:themeColor="background1"/>
                 <w:sz w:val="18"/>
                 <w:szCs w:val="18"/>
@@ -1713,7 +1713,7 @@
               <w:pStyle w:val="NoSpacing"/>
               <w:jc w:val="center"/>
               <w:rPr>
-                <w:rFonts w:ascii="Readex Pro Light" w:hAnsi="Readex Pro Light" w:cs="Readex Pro Light"/>
+                <w:rFonts w:ascii="Tahoma" w:hAnsi="Tahoma" w:cs="Tahoma"/>
                 <w:color w:val="FFFFFF" w:themeColor="background1"/>
                 <w:sz w:val="18"/>
                 <w:szCs w:val="18"/>
@@ -1721,7 +1721,7 @@
             </w:pPr>
             <w:r>
               <w:rPr>
-                <w:rFonts w:ascii="Readex Pro Light" w:hAnsi="Readex Pro Light" w:cs="Readex Pro Light"/>
+                <w:rFonts w:ascii="Tahoma" w:hAnsi="Tahoma" w:cs="Tahoma"/>
                 <w:color w:val="FFFFFF" w:themeColor="background1"/>
                 <w:sz w:val="18"/>
                 <w:szCs w:val="18"/>
@@ -1740,7 +1740,7 @@
               <w:pStyle w:val="NoSpacing"/>
               <w:jc w:val="center"/>
               <w:rPr>
-                <w:rFonts w:ascii="Readex Pro Light" w:hAnsi="Readex Pro Light" w:cs="Readex Pro Light"/>
+                <w:rFonts w:ascii="Tahoma" w:hAnsi="Tahoma" w:cs="Tahoma"/>
                 <w:color w:val="FFFFFF" w:themeColor="background1"/>
                 <w:sz w:val="18"/>
                 <w:szCs w:val="18"/>
@@ -1748,7 +1748,7 @@
             </w:pPr>
             <w:r>
               <w:rPr>
-                <w:rFonts w:ascii="Readex Pro Light" w:hAnsi="Readex Pro Light" w:cs="Readex Pro Light"/>
+                <w:rFonts w:ascii="Tahoma" w:hAnsi="Tahoma" w:cs="Tahoma"/>
                 <w:color w:val="FFFFFF" w:themeColor="background1"/>
                 <w:sz w:val="18"/>
                 <w:szCs w:val="18"/>
@@ -1772,14 +1772,14 @@
               <w:pStyle w:val="NoSpacing"/>
               <w:jc w:val="center"/>
               <w:rPr>
-                <w:rFonts w:ascii="Readex Pro Light" w:hAnsi="Readex Pro Light" w:cs="Readex Pro Light"/>
+                <w:rFonts w:ascii="Tahoma" w:hAnsi="Tahoma" w:cs="Tahoma"/>
                 <w:sz w:val="18"/>
                 <w:szCs w:val="18"/>
               </w:rPr>
             </w:pPr>
             <w:r>
               <w:rPr>
-                <w:rFonts w:ascii="Readex Pro Light" w:hAnsi="Readex Pro Light" w:cs="Readex Pro Light"/>
+                <w:rFonts w:ascii="Tahoma" w:hAnsi="Tahoma" w:cs="Tahoma"/>
                 <w:sz w:val="18"/>
                 <w:szCs w:val="18"/>
               </w:rPr>
@@ -1796,7 +1796,7 @@
             <w:pPr>
               <w:pStyle w:val="NoSpacing"/>
               <w:rPr>
-                <w:rFonts w:ascii="Readex Pro Light" w:hAnsi="Readex Pro Light" w:cs="Readex Pro Light"/>
+                <w:rFonts w:ascii="Tahoma" w:hAnsi="Tahoma" w:cs="Tahoma"/>
                 <w:sz w:val="18"/>
                 <w:szCs w:val="18"/>
               </w:rPr>
@@ -1812,7 +1812,7 @@
             <w:pPr>
               <w:pStyle w:val="NoSpacing"/>
               <w:rPr>
-                <w:rFonts w:ascii="Readex Pro Light" w:hAnsi="Readex Pro Light" w:cs="Readex Pro Light"/>
+                <w:rFonts w:ascii="Tahoma" w:hAnsi="Tahoma" w:cs="Tahoma"/>
                 <w:sz w:val="18"/>
                 <w:szCs w:val="18"/>
               </w:rPr>
@@ -1828,7 +1828,7 @@
             <w:pPr>
               <w:pStyle w:val="NoSpacing"/>
               <w:rPr>
-                <w:rFonts w:ascii="Readex Pro Light" w:hAnsi="Readex Pro Light" w:cs="Readex Pro Light"/>
+                <w:rFonts w:ascii="Tahoma" w:hAnsi="Tahoma" w:cs="Tahoma"/>
                 <w:sz w:val="18"/>
                 <w:szCs w:val="18"/>
               </w:rPr>
@@ -1847,14 +1847,14 @@
               <w:pStyle w:val="NoSpacing"/>
               <w:jc w:val="center"/>
               <w:rPr>
-                <w:rFonts w:ascii="Readex Pro Light" w:hAnsi="Readex Pro Light" w:cs="Readex Pro Light"/>
+                <w:rFonts w:ascii="Tahoma" w:hAnsi="Tahoma" w:cs="Tahoma"/>
                 <w:sz w:val="18"/>
                 <w:szCs w:val="18"/>
               </w:rPr>
             </w:pPr>
             <w:r>
               <w:rPr>
-                <w:rFonts w:ascii="Readex Pro Light" w:hAnsi="Readex Pro Light" w:cs="Readex Pro Light"/>
+                <w:rFonts w:ascii="Tahoma" w:hAnsi="Tahoma" w:cs="Tahoma"/>
                 <w:sz w:val="18"/>
                 <w:szCs w:val="18"/>
               </w:rPr>
@@ -1871,7 +1871,7 @@
             <w:pPr>
               <w:pStyle w:val="NoSpacing"/>
               <w:rPr>
-                <w:rFonts w:ascii="Readex Pro Light" w:hAnsi="Readex Pro Light" w:cs="Readex Pro Light"/>
+                <w:rFonts w:ascii="Tahoma" w:hAnsi="Tahoma" w:cs="Tahoma"/>
                 <w:sz w:val="18"/>
                 <w:szCs w:val="18"/>
               </w:rPr>
@@ -1887,7 +1887,7 @@
             <w:pPr>
               <w:pStyle w:val="NoSpacing"/>
               <w:rPr>
-                <w:rFonts w:ascii="Readex Pro Light" w:hAnsi="Readex Pro Light" w:cs="Readex Pro Light"/>
+                <w:rFonts w:ascii="Tahoma" w:hAnsi="Tahoma" w:cs="Tahoma"/>
                 <w:sz w:val="18"/>
                 <w:szCs w:val="18"/>
               </w:rPr>
@@ -1903,7 +1903,7 @@
             <w:pPr>
               <w:pStyle w:val="NoSpacing"/>
               <w:rPr>
-                <w:rFonts w:ascii="Readex Pro Light" w:hAnsi="Readex Pro Light" w:cs="Readex Pro Light"/>
+                <w:rFonts w:ascii="Tahoma" w:hAnsi="Tahoma" w:cs="Tahoma"/>
                 <w:sz w:val="18"/>
                 <w:szCs w:val="18"/>
               </w:rPr>
@@ -1922,14 +1922,14 @@
               <w:pStyle w:val="NoSpacing"/>
               <w:jc w:val="center"/>
               <w:rPr>
-                <w:rFonts w:ascii="Readex Pro Light" w:hAnsi="Readex Pro Light" w:cs="Readex Pro Light"/>
+                <w:rFonts w:ascii="Tahoma" w:hAnsi="Tahoma" w:cs="Tahoma"/>
                 <w:sz w:val="18"/>
                 <w:szCs w:val="18"/>
               </w:rPr>
             </w:pPr>
             <w:r>
               <w:rPr>
-                <w:rFonts w:ascii="Readex Pro Light" w:hAnsi="Readex Pro Light" w:cs="Readex Pro Light"/>
+                <w:rFonts w:ascii="Tahoma" w:hAnsi="Tahoma" w:cs="Tahoma"/>
                 <w:sz w:val="18"/>
                 <w:szCs w:val="18"/>
               </w:rPr>
@@ -1946,7 +1946,7 @@
             <w:pPr>
               <w:pStyle w:val="NoSpacing"/>
               <w:rPr>
-                <w:rFonts w:ascii="Readex Pro Light" w:hAnsi="Readex Pro Light" w:cs="Readex Pro Light"/>
+                <w:rFonts w:ascii="Tahoma" w:hAnsi="Tahoma" w:cs="Tahoma"/>
                 <w:sz w:val="18"/>
                 <w:szCs w:val="18"/>
               </w:rPr>
@@ -1962,7 +1962,7 @@
             <w:pPr>
               <w:pStyle w:val="NoSpacing"/>
               <w:rPr>
-                <w:rFonts w:ascii="Readex Pro Light" w:hAnsi="Readex Pro Light" w:cs="Readex Pro Light"/>
+                <w:rFonts w:ascii="Tahoma" w:hAnsi="Tahoma" w:cs="Tahoma"/>
                 <w:sz w:val="18"/>
                 <w:szCs w:val="18"/>
               </w:rPr>
@@ -1978,7 +1978,7 @@
             <w:pPr>
               <w:pStyle w:val="NoSpacing"/>
               <w:rPr>
-                <w:rFonts w:ascii="Readex Pro Light" w:hAnsi="Readex Pro Light" w:cs="Readex Pro Light"/>
+                <w:rFonts w:ascii="Tahoma" w:hAnsi="Tahoma" w:cs="Tahoma"/>
                 <w:sz w:val="18"/>
                 <w:szCs w:val="18"/>
               </w:rPr>
@@ -1997,14 +1997,14 @@
               <w:pStyle w:val="NoSpacing"/>
               <w:jc w:val="center"/>
               <w:rPr>
-                <w:rFonts w:ascii="Readex Pro Light" w:hAnsi="Readex Pro Light" w:cs="Readex Pro Light"/>
+                <w:rFonts w:ascii="Tahoma" w:hAnsi="Tahoma" w:cs="Tahoma"/>
                 <w:sz w:val="18"/>
                 <w:szCs w:val="18"/>
               </w:rPr>
             </w:pPr>
             <w:r>
               <w:rPr>
-                <w:rFonts w:ascii="Readex Pro Light" w:hAnsi="Readex Pro Light" w:cs="Readex Pro Light"/>
+                <w:rFonts w:ascii="Tahoma" w:hAnsi="Tahoma" w:cs="Tahoma"/>
                 <w:sz w:val="18"/>
                 <w:szCs w:val="18"/>
               </w:rPr>
@@ -2021,7 +2021,7 @@
             <w:pPr>
               <w:pStyle w:val="NoSpacing"/>
               <w:rPr>
-                <w:rFonts w:ascii="Readex Pro Light" w:hAnsi="Readex Pro Light" w:cs="Readex Pro Light"/>
+                <w:rFonts w:ascii="Tahoma" w:hAnsi="Tahoma" w:cs="Tahoma"/>
                 <w:sz w:val="18"/>
                 <w:szCs w:val="18"/>
               </w:rPr>
@@ -2037,7 +2037,7 @@
             <w:pPr>
               <w:pStyle w:val="NoSpacing"/>
               <w:rPr>
-                <w:rFonts w:ascii="Readex Pro Light" w:hAnsi="Readex Pro Light" w:cs="Readex Pro Light"/>
+                <w:rFonts w:ascii="Tahoma" w:hAnsi="Tahoma" w:cs="Tahoma"/>
                 <w:sz w:val="18"/>
                 <w:szCs w:val="18"/>
               </w:rPr>
@@ -2053,7 +2053,7 @@
             <w:pPr>
               <w:pStyle w:val="NoSpacing"/>
               <w:rPr>
-                <w:rFonts w:ascii="Readex Pro Light" w:hAnsi="Readex Pro Light" w:cs="Readex Pro Light"/>
+                <w:rFonts w:ascii="Tahoma" w:hAnsi="Tahoma" w:cs="Tahoma"/>
                 <w:sz w:val="18"/>
                 <w:szCs w:val="18"/>
               </w:rPr>
@@ -2072,14 +2072,14 @@
               <w:pStyle w:val="NoSpacing"/>
               <w:jc w:val="center"/>
               <w:rPr>
-                <w:rFonts w:ascii="Readex Pro Light" w:hAnsi="Readex Pro Light" w:cs="Readex Pro Light"/>
+                <w:rFonts w:ascii="Tahoma" w:hAnsi="Tahoma" w:cs="Tahoma"/>
                 <w:sz w:val="18"/>
                 <w:szCs w:val="18"/>
               </w:rPr>
             </w:pPr>
             <w:r>
               <w:rPr>
-                <w:rFonts w:ascii="Readex Pro Light" w:hAnsi="Readex Pro Light" w:cs="Readex Pro Light"/>
+                <w:rFonts w:ascii="Tahoma" w:hAnsi="Tahoma" w:cs="Tahoma"/>
                 <w:sz w:val="18"/>
                 <w:szCs w:val="18"/>
               </w:rPr>
@@ -2096,7 +2096,7 @@
             <w:pPr>
               <w:pStyle w:val="NoSpacing"/>
               <w:rPr>
-                <w:rFonts w:ascii="Readex Pro Light" w:hAnsi="Readex Pro Light" w:cs="Readex Pro Light"/>
+                <w:rFonts w:ascii="Tahoma" w:hAnsi="Tahoma" w:cs="Tahoma"/>
                 <w:sz w:val="18"/>
                 <w:szCs w:val="18"/>
               </w:rPr>
@@ -2112,7 +2112,7 @@
             <w:pPr>
               <w:pStyle w:val="NoSpacing"/>
               <w:rPr>
-                <w:rFonts w:ascii="Readex Pro Light" w:hAnsi="Readex Pro Light" w:cs="Readex Pro Light"/>
+                <w:rFonts w:ascii="Tahoma" w:hAnsi="Tahoma" w:cs="Tahoma"/>
                 <w:sz w:val="18"/>
                 <w:szCs w:val="18"/>
               </w:rPr>
@@ -2128,7 +2128,7 @@
             <w:pPr>
               <w:pStyle w:val="NoSpacing"/>
               <w:rPr>
-                <w:rFonts w:ascii="Readex Pro Light" w:hAnsi="Readex Pro Light" w:cs="Readex Pro Light"/>
+                <w:rFonts w:ascii="Tahoma" w:hAnsi="Tahoma" w:cs="Tahoma"/>
                 <w:sz w:val="18"/>
                 <w:szCs w:val="18"/>
               </w:rPr>
@@ -2147,14 +2147,14 @@
               <w:pStyle w:val="NoSpacing"/>
               <w:jc w:val="center"/>
               <w:rPr>
-                <w:rFonts w:ascii="Readex Pro Light" w:hAnsi="Readex Pro Light" w:cs="Readex Pro Light"/>
+                <w:rFonts w:ascii="Tahoma" w:hAnsi="Tahoma" w:cs="Tahoma"/>
                 <w:sz w:val="18"/>
                 <w:szCs w:val="18"/>
               </w:rPr>
             </w:pPr>
             <w:r>
               <w:rPr>
-                <w:rFonts w:ascii="Readex Pro Light" w:hAnsi="Readex Pro Light" w:cs="Readex Pro Light"/>
+                <w:rFonts w:ascii="Tahoma" w:hAnsi="Tahoma" w:cs="Tahoma"/>
                 <w:sz w:val="18"/>
                 <w:szCs w:val="18"/>
               </w:rPr>
@@ -2171,7 +2171,7 @@
             <w:pPr>
               <w:pStyle w:val="NoSpacing"/>
               <w:rPr>
-                <w:rFonts w:ascii="Readex Pro Light" w:hAnsi="Readex Pro Light" w:cs="Readex Pro Light"/>
+                <w:rFonts w:ascii="Tahoma" w:hAnsi="Tahoma" w:cs="Tahoma"/>
                 <w:sz w:val="18"/>
                 <w:szCs w:val="18"/>
               </w:rPr>
@@ -2187,7 +2187,7 @@
             <w:pPr>
               <w:pStyle w:val="NoSpacing"/>
               <w:rPr>
-                <w:rFonts w:ascii="Readex Pro Light" w:hAnsi="Readex Pro Light" w:cs="Readex Pro Light"/>
+                <w:rFonts w:ascii="Tahoma" w:hAnsi="Tahoma" w:cs="Tahoma"/>
                 <w:sz w:val="18"/>
                 <w:szCs w:val="18"/>
               </w:rPr>
@@ -2203,7 +2203,7 @@
             <w:pPr>
               <w:pStyle w:val="NoSpacing"/>
               <w:rPr>
-                <w:rFonts w:ascii="Readex Pro Light" w:hAnsi="Readex Pro Light" w:cs="Readex Pro Light"/>
+                <w:rFonts w:ascii="Tahoma" w:hAnsi="Tahoma" w:cs="Tahoma"/>
                 <w:sz w:val="18"/>
                 <w:szCs w:val="18"/>
               </w:rPr>
@@ -2222,14 +2222,14 @@
               <w:pStyle w:val="NoSpacing"/>
               <w:jc w:val="center"/>
               <w:rPr>
-                <w:rFonts w:ascii="Readex Pro Light" w:hAnsi="Readex Pro Light" w:cs="Readex Pro Light"/>
+                <w:rFonts w:ascii="Tahoma" w:hAnsi="Tahoma" w:cs="Tahoma"/>
                 <w:sz w:val="18"/>
                 <w:szCs w:val="18"/>
               </w:rPr>
             </w:pPr>
             <w:r>
               <w:rPr>
-                <w:rFonts w:ascii="Readex Pro Light" w:hAnsi="Readex Pro Light" w:cs="Readex Pro Light"/>
+                <w:rFonts w:ascii="Tahoma" w:hAnsi="Tahoma" w:cs="Tahoma"/>
                 <w:sz w:val="18"/>
                 <w:szCs w:val="18"/>
               </w:rPr>
@@ -2246,7 +2246,7 @@
             <w:pPr>
               <w:pStyle w:val="NoSpacing"/>
               <w:rPr>
-                <w:rFonts w:ascii="Readex Pro Light" w:hAnsi="Readex Pro Light" w:cs="Readex Pro Light"/>
+                <w:rFonts w:ascii="Tahoma" w:hAnsi="Tahoma" w:cs="Tahoma"/>
                 <w:sz w:val="18"/>
                 <w:szCs w:val="18"/>
               </w:rPr>
@@ -2262,7 +2262,7 @@
             <w:pPr>
               <w:pStyle w:val="NoSpacing"/>
               <w:rPr>
-                <w:rFonts w:ascii="Readex Pro Light" w:hAnsi="Readex Pro Light" w:cs="Readex Pro Light"/>
+                <w:rFonts w:ascii="Tahoma" w:hAnsi="Tahoma" w:cs="Tahoma"/>
                 <w:sz w:val="18"/>
                 <w:szCs w:val="18"/>
               </w:rPr>
@@ -2278,7 +2278,7 @@
             <w:pPr>
               <w:pStyle w:val="NoSpacing"/>
               <w:rPr>
-                <w:rFonts w:ascii="Readex Pro Light" w:hAnsi="Readex Pro Light" w:cs="Readex Pro Light"/>
+                <w:rFonts w:ascii="Tahoma" w:hAnsi="Tahoma" w:cs="Tahoma"/>
                 <w:sz w:val="18"/>
                 <w:szCs w:val="18"/>
               </w:rPr>
@@ -2290,7 +2290,7 @@
     <w:p>
       <w:pPr>
         <w:rPr>
-          <w:rFonts w:ascii="Readex Pro Light" w:hAnsi="Readex Pro Light" w:cs="Readex Pro Light"/>
+          <w:rFonts w:ascii="Tahoma" w:hAnsi="Tahoma" w:cs="Tahoma"/>
         </w:rPr>
       </w:pPr>
     </w:p>
@@ -2437,7 +2437,7 @@
     <w:pPr>
       <w:pStyle w:val="Header"/>
       <w:rPr>
-        <w:rFonts w:ascii="Readex Pro Medium" w:hAnsi="Readex Pro Medium" w:cs="Readex Pro Medium"/>
+        <w:rFonts w:ascii="Tahoma" w:hAnsi="Tahoma" w:cs="Tahoma"/>
         <w:sz w:val="40"/>
         <w:szCs w:val="40"/>
       </w:rPr>
@@ -2676,7 +2676,7 @@
     <w:bookmarkStart w:id="2" w:name="_Hlk189471018"/>
     <w:r>
       <w:rPr>
-        <w:rFonts w:ascii="Readex Pro Medium" w:hAnsi="Readex Pro Medium" w:cs="Readex Pro Medium"/>
+        <w:rFonts w:ascii="Tahoma" w:hAnsi="Tahoma" w:cs="Tahoma"/>
         <w:sz w:val="40"/>
         <w:szCs w:val="40"/>
       </w:rPr>
@@ -2688,12 +2688,12 @@
       <w:pStyle w:val="Header"/>
       <w:jc w:val="center"/>
       <w:rPr>
-        <w:rFonts w:ascii="Readex Pro Medium" w:hAnsi="Readex Pro Medium" w:cs="Readex Pro Medium"/>
+        <w:rFonts w:ascii="Tahoma" w:hAnsi="Tahoma" w:cs="Tahoma"/>
       </w:rPr>
     </w:pPr>
     <w:r>
       <w:rPr>
-        <w:rFonts w:ascii="Readex Pro Medium" w:hAnsi="Readex Pro Medium" w:cs="Readex Pro Medium"/>
+        <w:rFonts w:ascii="Tahoma" w:hAnsi="Tahoma" w:cs="Tahoma"/>
         <w:sz w:val="40"/>
         <w:szCs w:val="40"/>
       </w:rPr>
@@ -2755,7 +2755,7 @@
         <w:kern w:val="2"/>
         <w:sz w:val="24"/>
         <w:szCs w:val="24"/>
-        <w:lang w:val="en-US" w:eastAsia="en-US" w:bidi="ar-SA"/>
+        <w:lang w:val="en-US" w:eastAsia="Tahoma" w:bidi="ar-SA"/>
         <w14:ligatures w14:val="standardContextual"/>
       </w:rPr>
     </w:rPrDefault>
@@ -3872,7 +3872,7 @@
     </a:clrScheme>
     <a:fontScheme name="Office">
       <a:majorFont>
-        <a:latin typeface="Aptos Display" panose="02110004020202020204"/>
+        <a:latin typeface="Tahoma" panose="02110004020202020204"/>
         <a:ea typeface=""/>
         <a:cs typeface=""/>
         <a:font script="Jpan" typeface="游ゴシック Light"/>
@@ -3924,7 +3924,7 @@
         <a:font script="Tfng" typeface="Ebrima"/>
       </a:majorFont>
       <a:minorFont>
-        <a:latin typeface="Aptos" panose="02110004020202020204"/>
+        <a:latin typeface="Tahoma" panose="02110004020202020204"/>
         <a:ea typeface=""/>
         <a:cs typeface=""/>
         <a:font script="Jpan" typeface="游明朝"/>
